--- a/lib/templates/ldm-attestation.docx
+++ b/lib/templates/ldm-attestation.docx
@@ -1928,19 +1928,6 @@
         <w:rPr>
           <w:rFonts w:cstheme="majorHAnsi"/>
         </w:rPr>
-      </w:pPr>
-      <w:r>
-        <w:rPr>
-          <w:rFonts w:cstheme="majorHAnsi"/>
-        </w:rPr>
-        <w:br w:type="page"/>
-      </w:r>
-    </w:p>
-    <w:p>
-      <w:pPr>
-        <w:rPr>
-          <w:rFonts w:cstheme="majorHAnsi"/>
-        </w:rPr>
         <w:sectPr>
           <w:footerReference w:type="default" r:id="rId13"/>
           <w:headerReference w:type="first" r:id="rId14"/>
@@ -1953,25 +1940,6 @@
           <w:docGrid w:linePitch="326"/>
         </w:sectPr>
       </w:pPr>
-    </w:p>
-    <w:p>
-      <w:pPr>
-        <w:widowControl/>
-        <w:autoSpaceDE/>
-        <w:autoSpaceDN/>
-        <w:adjustRightInd/>
-        <w:jc w:val="left"/>
-        <w:rPr>
-          <w:rFonts w:cstheme="majorHAnsi"/>
-        </w:rPr>
-      </w:pPr>
-      <w:r>
-        <w:rPr>
-          <w:rFonts w:cstheme="majorHAnsi"/>
-        </w:rPr>
-        <w:lastRenderedPageBreak/>
-        <w:br w:type="page"/>
-      </w:r>
     </w:p>
     <w:bookmarkStart w:id="1" w:name="Annexe1"/>
     <w:p>

--- a/lib/templates/ldm-attestation.docx
+++ b/lib/templates/ldm-attestation.docx
@@ -1948,6 +1948,9 @@
           <w:rFonts w:cstheme="majorHAnsi"/>
         </w:rPr>
       </w:pPr>
+      <w:r>
+        <w:br w:type="page"/>
+      </w:r>
       <w:r>
         <w:rPr>
           <w:rFonts w:cstheme="majorHAnsi"/>
